--- a/ru/discovery-articles/3.10 Конвейер и массовое производство.docx
+++ b/ru/discovery-articles/3.10 Конвейер и массовое производство.docx
@@ -4,136 +4,103 @@
   <w:body>
     <w:p>
       <w:pPr>
-        <w:spacing w:before="0" w:after="80"/>
+        <w:pStyle w:val="Title"/>
+        <w:widowControl/>
       </w:pPr>
       <w:r>
-        <w:rPr>
-          <w:rFonts w:ascii="Calibri" w:hAnsi="Calibri" w:cs="Calibri"/>
-          <w:b/>
-          <w:color w:val="2E74B5"/>
-          <w:sz w:val="20"/>
-        </w:rPr>
-        <w:t>3. Промышленность, энергетика и транспорт</w:t>
+        <w:t>3.10 Конвейер и массовое производство</w:t>
       </w:r>
     </w:p>
     <w:p>
       <w:pPr>
         <w:keepNext/>
-        <w:spacing w:before="0" w:after="120"/>
+        <w:widowControl/>
       </w:pPr>
       <w:r>
         <w:rPr>
-          <w:rFonts w:ascii="Calibri" w:hAnsi="Calibri" w:cs="Calibri"/>
-          <w:b/>
-          <w:color w:val="0B2545"/>
-          <w:sz w:val="48"/>
+          <w:sz w:val="20"/>
         </w:rPr>
-        <w:t>3.10 Конвейер и массовое производство</w:t>
+        <w:t>3. Промышленность, энергия и транспорт</w:t>
       </w:r>
     </w:p>
     <w:p>
       <w:pPr>
-        <w:spacing w:before="0" w:after="200" w:line="276" w:lineRule="auto"/>
+        <w:keepNext/>
+        <w:widowControl/>
       </w:pPr>
       <w:r>
         <w:rPr>
-          <w:rFonts w:ascii="Calibri" w:hAnsi="Calibri" w:cs="Calibri"/>
-          <w:i/>
-          <w:color w:val="666666"/>
-          <w:sz w:val="21"/>
+          <w:sz w:val="20"/>
         </w:rPr>
-        <w:t>Период: начало XX века — движущийся автомобильный конвейер; более ранние предпосылки — взаимозаменяемые детали и поточное производство | Ключевые фигуры: Генри Форд и инженеры Ford Motor Company; создатели поточных методов на оружейных заводах и мясокомбинатах; пионеры взаимозаменяемости деталей</w:t>
+        <w:t>Период: начало XX века — движущийся автомобильный конвейер; более ранние истоки во взаимозаменяемых деталях и поточном производстве | Основные участники: Генри Форд и инженеры Ford Motor Company; ранние оружейные и мясоперерабатывающие производства, создатели взаимозаменяемых деталей</w:t>
       </w:r>
     </w:p>
     <w:p>
       <w:pPr>
-        <w:spacing w:before="0" w:after="200" w:line="300" w:lineRule="auto"/>
+        <w:widowControl/>
       </w:pPr>
       <w:r>
-        <w:rPr>
-          <w:rFonts w:ascii="Calibri" w:hAnsi="Calibri" w:cs="Calibri"/>
-          <w:color w:val="0B2545"/>
-          <w:sz w:val="23"/>
-        </w:rPr>
-        <w:t>На сборочном конвейере изделие само движется мимо рабочих и машин, а каждый участник многократно выполняет одну операцию. В сочетании с взаимозаменяемыми деталями этот метод сделал сложные товары доступными миллионам людей.</w:t>
+        <w:t>Конвейер перемещает изделие мимо работников и машин, каждый из которых повторяет определённую операцию. В сочетании с взаимозаменяемыми деталями он сделал сложные товары доступными миллионам людей.</w:t>
       </w:r>
     </w:p>
     <w:p>
       <w:pPr>
         <w:pStyle w:val="Heading1"/>
+        <w:widowControl/>
       </w:pPr>
       <w:r>
-        <w:t>Ключевые факты</w:t>
+        <w:t>Кратко о главном</w:t>
       </w:r>
     </w:p>
     <w:p>
       <w:pPr>
-        <w:keepLines/>
-        <w:spacing w:after="80" w:line="300" w:lineRule="auto"/>
-        <w:numPr>
-          <w:ilvl w:val="0"/>
-          <w:numId w:val="10"/>
-        </w:numPr>
+        <w:pStyle w:val="ListBullet"/>
+        <w:widowControl/>
       </w:pPr>
       <w:r>
-        <w:t>Взаимозаменяемые детали начали разрабатывать в оружейных мастерских и на других производствах задолго до Форда.</w:t>
+        <w:t>Взаимозаменяемые детали разрабатывали в оружейных мастерских задолго до Форда.</w:t>
       </w:r>
     </w:p>
     <w:p>
       <w:pPr>
-        <w:keepLines/>
-        <w:spacing w:after="80" w:line="300" w:lineRule="auto"/>
-        <w:numPr>
-          <w:ilvl w:val="0"/>
-          <w:numId w:val="10"/>
-        </w:numPr>
+        <w:pStyle w:val="ListBullet"/>
+        <w:widowControl/>
       </w:pPr>
       <w:r>
-        <w:t>Поточный принцип отчасти вдохновлялся разделочными линиями чикагских мясокомбинатов.</w:t>
+        <w:t>Разделочные линии чикагских мясокомбинатов послужили примером поточной организации.</w:t>
       </w:r>
     </w:p>
     <w:p>
       <w:pPr>
-        <w:keepLines/>
-        <w:spacing w:after="80" w:line="300" w:lineRule="auto"/>
-        <w:numPr>
-          <w:ilvl w:val="0"/>
-          <w:numId w:val="10"/>
-        </w:numPr>
+        <w:pStyle w:val="ListBullet"/>
+        <w:widowControl/>
       </w:pPr>
       <w:r>
-        <w:t>Запущенный в 1913 году движущийся конвейер завода Ford в Хайленд-Парке резко сократил время сборки Model T.</w:t>
+        <w:t>Движущийся конвейер Форда в Хайленд-Парке в 1913 году резко сократил время сборки Model T.</w:t>
       </w:r>
     </w:p>
     <w:p>
       <w:pPr>
-        <w:keepLines/>
-        <w:spacing w:after="80" w:line="300" w:lineRule="auto"/>
-        <w:numPr>
-          <w:ilvl w:val="0"/>
-          <w:numId w:val="10"/>
-        </w:numPr>
+        <w:pStyle w:val="ListBullet"/>
+        <w:widowControl/>
       </w:pPr>
       <w:r>
-        <w:t>Массовое производство снижает себестоимость и увеличивает выпуск, но обычно ограничивает разнообразие продукции.</w:t>
+        <w:t>Массовое производство уменьшает разнообразие ради большого объёма и низкой цены единицы.</w:t>
       </w:r>
     </w:p>
     <w:p>
       <w:pPr>
-        <w:keepLines/>
-        <w:spacing w:after="80" w:line="300" w:lineRule="auto"/>
-        <w:numPr>
-          <w:ilvl w:val="0"/>
-          <w:numId w:val="10"/>
-        </w:numPr>
+        <w:pStyle w:val="ListBullet"/>
+        <w:widowControl/>
       </w:pPr>
       <w:r>
-        <w:t>Из автомобилестроения метод распространился на бытовую технику, электронику и множество других отраслей.</w:t>
+        <w:t>Метод распространился с автомобилей на бытовые приборы, электронику и другие товары.</w:t>
       </w:r>
     </w:p>
     <w:p>
       <w:pPr>
         <w:pStyle w:val="Heading1"/>
+        <w:widowControl/>
       </w:pPr>
       <w:r>
         <w:t>Что это такое</w:t>
@@ -141,143 +108,101 @@
     </w:p>
     <w:p>
       <w:pPr>
-        <w:keepLines w:val="0"/>
+        <w:widowControl/>
       </w:pPr>
       <w:r>
-        <w:t>Сборочный конвейер — это последовательность рабочих мест, вдоль которой изделие перемещается на ленте либо передаётся от одного участка к другому. На каждой позиции человек или машина выполняет одну стандартную операцию. При массовом производстве к такому потоку добавляются взаимозаменяемые детали, изготовленные настолько одинаково, что их можно устанавливать без ручной подгонки.</w:t>
-      </w:r>
-    </w:p>
-    <w:p>
-      <w:pPr>
-        <w:keepLines w:val="0"/>
-      </w:pPr>
-      <w:r>
-        <w:t>Цель системы — выпускать большие объёмы продукции при низкой себестоимости отдельной единицы, пусть изделия и выглядят одинаково. Теперь не рабочий искал детали по всей мастерской, а автомобиль сам подъезжал к нему: вместо ремесленного верстака возник непрерывный поток незавершённых машин.</w:t>
+        <w:t>Сборочная линия состоит из последовательных рабочих мест. Изделие движется на конвейере или передаётся дальше, а люди и машины выполняют стандартные операции. Массовое производство сочетает этот поток с деталями, настолько одинаковыми, что они подходят без индивидуальной подгонки напильником. Цель — много изделий по низкой цене, даже если они похожи. Автомобиль сам приходит к рабочему, которому больше не нужно искать детали по всему цеху. Вместо отдельного верстака возникает поток незавершённых изделий.</w:t>
       </w:r>
     </w:p>
     <w:p>
       <w:pPr>
         <w:pStyle w:val="Heading1"/>
+        <w:widowControl/>
       </w:pPr>
       <w:r>
-        <w:t>Кто это открыл или изобрёл</w:t>
+        <w:t>Кто открыл или изобрёл</w:t>
       </w:r>
     </w:p>
     <w:p>
       <w:pPr>
-        <w:keepLines w:val="0"/>
+        <w:widowControl/>
       </w:pPr>
       <w:r>
-        <w:t>Генри Форд не изобрёл ни взаимозаменяемые детали, ни саму идею потока, но именно его компания прославилась тем, что объединила движущийся конвейер с производством автомобилей на заводе в Хайленд-Парке. До этого американские оружейные предприятия добивались взаимозаменяемости деталей мушкетов, а на мясокомбинатах туши двигались мимо специализированных рабочих.</w:t>
-      </w:r>
-    </w:p>
-    <w:p>
-      <w:pPr>
-        <w:keepLines w:val="0"/>
-      </w:pPr>
-      <w:r>
-        <w:t>Инженеры Форда измеряли продолжительность операций и заново организовали всё пространство завода. Поэтому сборочный конвейер следует считать результатом долгой работы нескольких поколений организаторов производства, а не внезапным озарением одного человека.</w:t>
+        <w:t>Форд не изобрёл взаимозаменяемость или сам принцип потока, но его компания знаменито объединила движущуюся линию с автомобилестроением в Хайленд-Парке. Ранее американские оружейные заводы добивались взаимозаменяемости мушкетов, а мясокомбинаты перемещали туши мимо специалистов по отдельным операциям. Инженеры Форда измеряли время работы и перестраивали завод. Это достижение цепочки организаторов производства, а не одного озарения.</w:t>
       </w:r>
     </w:p>
     <w:p>
       <w:pPr>
         <w:pStyle w:val="Heading1"/>
+        <w:widowControl/>
       </w:pPr>
       <w:r>
-        <w:t>Когда и как это появилось</w:t>
+        <w:t>Когда и как появилось</w:t>
       </w:r>
     </w:p>
     <w:p>
       <w:pPr>
-        <w:keepLines w:val="0"/>
+        <w:widowControl/>
       </w:pPr>
       <w:r>
-        <w:t>К 1913–1914 годам движущийся конвейер Ford позволял собирать Model T намного быстрее, чем при неподвижной сборке. Вместе с системой пришли более высокая заработная плата и беспощадный темп, который задавала лента.</w:t>
-      </w:r>
-    </w:p>
-    <w:p>
-      <w:pPr>
-        <w:keepLines w:val="0"/>
-      </w:pPr>
-      <w:r>
-        <w:t>Конкуренты перенимали и приспосабливали новый метод; по сходной схеме начали выпускать бытовую технику, а позднее электронику. Автоматы и роботы со временем заменили людей на части операций, но логика последовательного потока сохранилась. В XX веке её особенно усилило массовое военное производство.</w:t>
+        <w:t>К 1913–1914 годам конвейер Форда собирал Model T гораздо быстрее неподвижных рабочих мест. Система принесла и более высокую зарплату, и неослабевающий темп. Конкуренты копировали и приспосабливали метод; сходные схемы использовали для бытовой техники, позднее электроники. Автоматика и роботы заменили часть работников, но последовательный поток сохранился. Военное производство XX века усилило применение этих приёмов.</w:t>
       </w:r>
     </w:p>
     <w:p>
       <w:pPr>
         <w:pStyle w:val="Heading1"/>
+        <w:widowControl/>
       </w:pPr>
       <w:r>
-        <w:t>Научное значение</w:t>
+        <w:t>Значение для науки</w:t>
       </w:r>
     </w:p>
     <w:p>
       <w:pPr>
-        <w:keepLines w:val="0"/>
+        <w:widowControl/>
       </w:pPr>
       <w:r>
-        <w:t>Массовое производство основано на измерениях: допусках, хронометраже рабочих движений, а позднее и статистическом контроле качества. Взаимозаменяемость требует калибров и стандартов — фактически метрологии непосредственно в цехе.</w:t>
-      </w:r>
-    </w:p>
-    <w:p>
-      <w:pPr>
-        <w:keepLines w:val="0"/>
-      </w:pPr>
-      <w:r>
-        <w:t>Промышленная инженерия сформировалась как дисциплина, способная уравновесить загрузку участков и сократить простой. Если разброс размеров деталей не контролировать, конвейер остановится: именно точность сделала возможным огромный объём выпуска.</w:t>
+        <w:t>Массовое производство основано на измерениях: допусках деталей, изучении времени и движений, позднее статистическом контроле качества. Взаимозаменяемость требует калибров и стандартов, то есть метрологии прямо в цехе. Промышленная инженерия училась выравнивать загрузку участков и сокращать простои. Если разброс размеров деталей не контролировать, линия останавливается: точность сделала возможным большой объём.</w:t>
       </w:r>
     </w:p>
     <w:p>
       <w:pPr>
         <w:pStyle w:val="Heading1"/>
+        <w:widowControl/>
       </w:pPr>
       <w:r>
-        <w:t>Влияние на последующее развитие</w:t>
+        <w:t>Влияние на дальнейшее развитие</w:t>
       </w:r>
     </w:p>
     <w:p>
       <w:pPr>
-        <w:keepLines w:val="0"/>
+        <w:widowControl/>
       </w:pPr>
       <w:r>
-        <w:t>Дешёвые автомобили, радиоприёмники и бытовые машины преобразили потребительский рынок. Системы поставок «точно в срок» и бережливое производство позднее стали одновременно критикой поточного метода и его усовершенствованием.</w:t>
-      </w:r>
-    </w:p>
-    <w:p>
-      <w:pPr>
-        <w:keepLines w:val="0"/>
-      </w:pPr>
-      <w:r>
-        <w:t>Глобальные производственные цепочки предполагают, что деталь подойдёт к изделию на любом заводе. Даже разработчики программного обеспечения говорят о «конвейерах». Эта организация производства стала образцом, по которому в XX веке выпускали почти всё, что можно было упаковать в коробку.</w:t>
+        <w:t>Дешёвые автомобили, радиоприёмники и домашние машины изменили потребительские рынки. Поставки точно к сроку и бережливое производство позднее пересматривали и совершенствовали поток. Мировые цепочки снабжения предполагают, что детали подойдут везде, где работает линия. Даже программирование заимствует образ конвейера обработки. Сборочная линия стала образцом производства почти всех серийных товаров XX века.</w:t>
       </w:r>
     </w:p>
     <w:p>
       <w:pPr>
         <w:pStyle w:val="Heading1"/>
+        <w:widowControl/>
       </w:pPr>
       <w:r>
-        <w:t>Как это изменило жизнь людей</w:t>
+        <w:t>Как изменило жизнь людей</w:t>
       </w:r>
     </w:p>
     <w:p>
       <w:pPr>
-        <w:keepLines w:val="0"/>
+        <w:widowControl/>
       </w:pPr>
       <w:r>
-        <w:t>Цены на сложные товары снизились, и владеть ими смогли гораздо больше людей. Но труд часто становился однообразным, а его темп задавала движущаяся лента — такая работа изматывала; иногда она была безопаснее прежнего заводского хаоса, а иногда оказывалась жестокой к человеку.</w:t>
-      </w:r>
-    </w:p>
-    <w:p>
-      <w:pPr>
-        <w:keepLines w:val="0"/>
-      </w:pPr>
-      <w:r>
-        <w:t>Доступные автомобили способствовали росту пригородов, туризма и ежедневных поездок на работу. Потребительская культура привыкла ждать новых моделей каждый год и заменять вещи вместо ремонта. Конвейер принёс изобилие и монотонность в одной упаковке.</w:t>
+        <w:t>Цены сложных вещей снизились, владельцев стало больше. Работа часто становилась однообразной и подчинённой ленте — утомительной, иногда безопаснее прежнего беспорядка, иногда жестокой. Доступные автомобили поддерживали пригороды, туризм и поездки на работу. Потребители привыкали к ежегодным моделям и замене вещей. Конвейер принёс изобилие вместе с монотонностью.</w:t>
       </w:r>
     </w:p>
     <w:p>
       <w:pPr>
         <w:pStyle w:val="Heading1"/>
+        <w:widowControl/>
       </w:pPr>
       <w:r>
         <w:t>Источники и литература</w:t>
@@ -286,153 +211,162 @@
     <w:p>
       <w:pPr>
         <w:pStyle w:val="Heading2"/>
+        <w:widowControl/>
       </w:pPr>
       <w:r>
-        <w:t>A. Книги и основные научные труды</w:t>
+        <w:rPr>
+          <w:sz w:val="20"/>
+        </w:rPr>
+        <w:t>Книги и основные научные труды</w:t>
       </w:r>
     </w:p>
     <w:p>
       <w:pPr>
-        <w:keepLines/>
-        <w:spacing w:after="80" w:line="300" w:lineRule="auto"/>
-        <w:numPr>
-          <w:ilvl w:val="0"/>
-          <w:numId w:val="11"/>
-        </w:numPr>
+        <w:widowControl/>
       </w:pPr>
       <w:r>
-        <w:t>Hounshell, David A. From the American System to Mass Production, 1800–1932. Baltimore: Johns Hopkins University Press, 1984.</w:t>
+        <w:rPr>
+          <w:sz w:val="20"/>
+        </w:rPr>
+        <w:t>1. Hounshell, David A. From the American System to Mass Production, 1800-1932. Baltimore: Johns Hopkins University Press, 1984.</w:t>
       </w:r>
     </w:p>
     <w:p>
       <w:pPr>
         <w:pStyle w:val="Heading2"/>
+        <w:widowControl/>
       </w:pPr>
       <w:r>
-        <w:t>C. Материалы научных учреждений и энциклопедий</w:t>
+        <w:rPr>
+          <w:sz w:val="20"/>
+        </w:rPr>
+        <w:t>Материалы организаций и энциклопедии</w:t>
       </w:r>
     </w:p>
     <w:p>
       <w:pPr>
-        <w:keepLines/>
-        <w:spacing w:after="80" w:line="300" w:lineRule="auto"/>
-        <w:numPr>
-          <w:ilvl w:val="0"/>
-          <w:numId w:val="12"/>
-        </w:numPr>
+        <w:widowControl/>
       </w:pPr>
       <w:r>
-        <w:t>Encyclopaedia Britannica. «Assembly line».</w:t>
+        <w:rPr>
+          <w:sz w:val="20"/>
+        </w:rPr>
+        <w:t xml:space="preserve">1. Encyclopaedia Britannica. 'Assembly line.' </w:t>
       </w:r>
+      <w:hyperlink r:id="rId9">
+        <w:r>
+          <w:rPr>
+            <w:sz w:val="20"/>
+          </w:rPr>
+          <w:t>https://www.britannica.com/technology/assembly-line</w:t>
+        </w:r>
+      </w:hyperlink>
       <w:r>
-        <w:t xml:space="preserve"> </w:t>
+        <w:rPr>
+          <w:sz w:val="20"/>
+        </w:rPr>
+      </w:r>
+    </w:p>
+    <w:p>
+      <w:pPr>
+        <w:widowControl/>
+      </w:pPr>
+      <w:r>
+        <w:rPr>
+          <w:sz w:val="20"/>
+        </w:rPr>
+        <w:t xml:space="preserve">2. Encyclopaedia Britannica. 'Mass production.' </w:t>
+      </w:r>
+      <w:hyperlink r:id="rId10">
+        <w:r>
+          <w:rPr>
+            <w:sz w:val="20"/>
+          </w:rPr>
+          <w:t>https://www.britannica.com/technology/mass-production</w:t>
+        </w:r>
+      </w:hyperlink>
+      <w:r>
+        <w:rPr>
+          <w:sz w:val="20"/>
+        </w:rPr>
+      </w:r>
+    </w:p>
+    <w:p>
+      <w:pPr>
+        <w:pStyle w:val="Heading2"/>
+        <w:widowControl/>
+      </w:pPr>
+      <w:r>
+        <w:rPr>
+          <w:sz w:val="20"/>
+        </w:rPr>
+        <w:t>Материалы музеев, архивов и библиотек</w:t>
+      </w:r>
+    </w:p>
+    <w:p>
+      <w:pPr>
+        <w:widowControl/>
+      </w:pPr>
+      <w:r>
+        <w:rPr>
+          <w:sz w:val="20"/>
+        </w:rPr>
+        <w:t xml:space="preserve">1. The Henry Ford. Stories of innovation: Henry Ford and the assembly line. </w:t>
       </w:r>
       <w:hyperlink r:id="rId11">
         <w:r>
           <w:rPr>
-            <w:color w:val="0563C1"/>
-            <w:u w:val="single"/>
+            <w:sz w:val="20"/>
           </w:rPr>
-          <w:t>https://www.britannica.com/technology/assembly-line</w:t>
+          <w:t>https://www.thehenryford.org/explore/stories-of-innovation/what-if/henry-ford/</w:t>
         </w:r>
       </w:hyperlink>
+      <w:r>
+        <w:rPr>
+          <w:sz w:val="20"/>
+        </w:rPr>
+      </w:r>
     </w:p>
     <w:p>
       <w:pPr>
-        <w:keepLines/>
-        <w:spacing w:after="80" w:line="300" w:lineRule="auto"/>
-        <w:numPr>
-          <w:ilvl w:val="0"/>
-          <w:numId w:val="12"/>
-        </w:numPr>
+        <w:pStyle w:val="Heading2"/>
+        <w:widowControl/>
       </w:pPr>
       <w:r>
-        <w:t>Encyclopaedia Britannica. «Mass production».</w:t>
+        <w:rPr>
+          <w:sz w:val="20"/>
+        </w:rPr>
+        <w:t>Пресса, научно-популярные и справочные материалы</w:t>
       </w:r>
+    </w:p>
+    <w:p>
+      <w:pPr>
+        <w:widowControl/>
+      </w:pPr>
       <w:r>
-        <w:t xml:space="preserve"> </w:t>
+        <w:rPr>
+          <w:sz w:val="20"/>
+        </w:rPr>
+        <w:t xml:space="preserve">1. Smithsonian Magazine. 'How Henry Ford's Assembly Line Changed Manufacturing Forever.' </w:t>
       </w:r>
       <w:hyperlink r:id="rId12">
         <w:r>
           <w:rPr>
-            <w:color w:val="0563C1"/>
-            <w:u w:val="single"/>
-          </w:rPr>
-          <w:t>https://www.britannica.com/technology/mass-production</w:t>
-        </w:r>
-      </w:hyperlink>
-    </w:p>
-    <w:p>
-      <w:pPr>
-        <w:pStyle w:val="Heading2"/>
-      </w:pPr>
-      <w:r>
-        <w:t>D. Материалы музеев, архивов и библиотек</w:t>
-      </w:r>
-    </w:p>
-    <w:p>
-      <w:pPr>
-        <w:keepLines/>
-        <w:spacing w:after="80" w:line="300" w:lineRule="auto"/>
-        <w:numPr>
-          <w:ilvl w:val="0"/>
-          <w:numId w:val="13"/>
-        </w:numPr>
-      </w:pPr>
-      <w:r>
-        <w:t>The Henry Ford. Истории инноваций: Генри Форд и сборочный конвейер.</w:t>
-      </w:r>
-      <w:r>
-        <w:t xml:space="preserve"> </w:t>
-      </w:r>
-      <w:hyperlink r:id="rId13">
-        <w:r>
-          <w:rPr>
-            <w:color w:val="0563C1"/>
-            <w:u w:val="single"/>
-          </w:rPr>
-          <w:t>https://www.thehenryford.org/explore/stories-of-innovation/what-if/henry-ford/</w:t>
-        </w:r>
-      </w:hyperlink>
-    </w:p>
-    <w:p>
-      <w:pPr>
-        <w:pStyle w:val="Heading2"/>
-      </w:pPr>
-      <w:r>
-        <w:t>J. Пресса, научно-популярные и справочные материалы</w:t>
-      </w:r>
-    </w:p>
-    <w:p>
-      <w:pPr>
-        <w:keepLines/>
-        <w:spacing w:after="80" w:line="300" w:lineRule="auto"/>
-        <w:numPr>
-          <w:ilvl w:val="0"/>
-          <w:numId w:val="14"/>
-        </w:numPr>
-      </w:pPr>
-      <w:r>
-        <w:t>Smithsonian Magazine. «How Henry Ford's Assembly Line Changed Manufacturing Forever».</w:t>
-      </w:r>
-      <w:r>
-        <w:t xml:space="preserve"> </w:t>
-      </w:r>
-      <w:hyperlink r:id="rId14">
-        <w:r>
-          <w:rPr>
-            <w:color w:val="0563C1"/>
-            <w:u w:val="single"/>
+            <w:sz w:val="20"/>
           </w:rPr>
           <w:t>https://www.smithsonianmag.com/innovation/how-henry-fords-assembly-line-changed-manufacturing-forever-180975188/</w:t>
         </w:r>
       </w:hyperlink>
+      <w:r>
+        <w:rPr>
+          <w:sz w:val="20"/>
+        </w:rPr>
+      </w:r>
     </w:p>
     <w:sectPr>
-      <w:headerReference w:type="default" r:id="rId9"/>
-      <w:footerReference w:type="default" r:id="rId10"/>
-      <w:pgSz w:w="12240" w:h="15840"/>
-      <w:pgMar w:top="1440" w:right="1440" w:bottom="1440" w:left="1440" w:header="708" w:footer="708" w:gutter="0"/>
+      <w:footerReference w:type="default" r:id="rId13"/>
+      <w:pgSz w:w="11906" w:h="16838"/>
+      <w:pgMar w:top="1020" w:right="1134" w:bottom="1020" w:left="1134" w:header="720" w:footer="720" w:gutter="0"/>
       <w:cols w:space="720"/>
       <w:docGrid w:linePitch="360"/>
     </w:sectPr>
@@ -445,60 +379,11 @@
   <w:p>
     <w:pPr>
       <w:pStyle w:val="Footer"/>
-      <w:spacing w:before="0" w:after="0"/>
       <w:jc w:val="right"/>
     </w:pPr>
-    <w:r>
-      <w:rPr>
-        <w:rFonts w:ascii="Calibri" w:hAnsi="Calibri" w:cs="Calibri"/>
-        <w:color w:val="666666"/>
-        <w:sz w:val="18"/>
-      </w:rPr>
-      <w:t xml:space="preserve">Страница </w:t>
-    </w:r>
-    <w:r>
-      <w:rPr>
-        <w:rFonts w:ascii="Calibri" w:hAnsi="Calibri" w:cs="Calibri"/>
-        <w:color w:val="666666"/>
-        <w:sz w:val="18"/>
-      </w:rPr>
-      <w:fldChar w:fldCharType="begin"/>
-      <w:instrText xml:space="preserve"> PAGE </w:instrText>
-      <w:fldChar w:fldCharType="separate"/>
-      <w:t>1</w:t>
-      <w:fldChar w:fldCharType="end"/>
-    </w:r>
+    <w:fldSimple w:instr="PAGE"/>
   </w:p>
 </w:ftr>
-</file>
-
-<file path=word/header1.xml><?xml version="1.0" encoding="utf-8"?>
-<w:hdr xmlns:m="http://schemas.openxmlformats.org/officeDocument/2006/math" xmlns:mc="http://schemas.openxmlformats.org/markup-compatibility/2006" xmlns:mo="http://schemas.microsoft.com/office/mac/office/2008/main" xmlns:mv="urn:schemas-microsoft-com:mac:vml" xmlns:o="urn:schemas-microsoft-com:office:office" xmlns:r="http://schemas.openxmlformats.org/officeDocument/2006/relationships" xmlns:v="urn:schemas-microsoft-com:vml" xmlns:w10="urn:schemas-microsoft-com:office:word" xmlns:w14="http://schemas.microsoft.com/office/word/2010/wordml" xmlns:w="http://schemas.openxmlformats.org/wordprocessingml/2006/main" xmlns:wne="http://schemas.microsoft.com/office/word/2006/wordml" xmlns:wp14="http://schemas.microsoft.com/office/word/2010/wordprocessingDrawing" xmlns:wp="http://schemas.openxmlformats.org/drawingml/2006/wordprocessingDrawing" xmlns:wpc="http://schemas.microsoft.com/office/word/2010/wordprocessingCanvas" xmlns:wpg="http://schemas.microsoft.com/office/word/2010/wordprocessingGroup" xmlns:wpi="http://schemas.microsoft.com/office/word/2010/wordprocessingInk" xmlns:wps="http://schemas.microsoft.com/office/word/2010/wordprocessingShape" mc:Ignorable="w14 wp14">
-  <w:p>
-    <w:pPr>
-      <w:pStyle w:val="Header"/>
-      <w:spacing w:after="0"/>
-      <w:jc w:val="left"/>
-    </w:pPr>
-    <w:r>
-      <w:rPr>
-        <w:rFonts w:ascii="Calibri" w:hAnsi="Calibri" w:cs="Calibri"/>
-        <w:b/>
-        <w:color w:val="666666"/>
-        <w:sz w:val="18"/>
-      </w:rPr>
-      <w:t>Открытия и изобретения</w:t>
-    </w:r>
-    <w:r>
-      <w:rPr>
-        <w:rFonts w:ascii="Calibri" w:hAnsi="Calibri" w:cs="Calibri"/>
-        <w:color w:val="666666"/>
-        <w:sz w:val="18"/>
-      </w:rPr>
-      <w:t xml:space="preserve">    |    3. Промышленность, энергетика и транспорт</w:t>
-    </w:r>
-  </w:p>
-</w:hdr>
 </file>
 
 <file path=word/numbering.xml><?xml version="1.0" encoding="utf-8"?>
@@ -701,96 +586,6 @@
   <w:num w:numId="9">
     <w:abstractNumId w:val="0"/>
   </w:num>
-  <w:abstractNum w:abstractNumId="9">
-    <w:multiLevelType w:val="singleLevel"/>
-    <w:lvl w:ilvl="0">
-      <w:start w:val="1"/>
-      <w:numFmt w:val="bullet"/>
-      <w:lvlText w:val="•"/>
-      <w:lvlJc w:val="left"/>
-      <w:pPr>
-        <w:tabs>
-          <w:tab w:val="num" w:pos="540"/>
-        </w:tabs>
-        <w:ind w:left="540" w:hanging="270"/>
-      </w:pPr>
-    </w:lvl>
-  </w:abstractNum>
-  <w:num w:numId="10">
-    <w:abstractNumId w:val="9"/>
-  </w:num>
-  <w:abstractNum w:abstractNumId="10">
-    <w:multiLevelType w:val="singleLevel"/>
-    <w:lvl w:ilvl="0">
-      <w:start w:val="1"/>
-      <w:numFmt w:val="decimal"/>
-      <w:lvlText w:val="%1."/>
-      <w:lvlJc w:val="left"/>
-      <w:pPr>
-        <w:tabs>
-          <w:tab w:val="num" w:pos="540"/>
-        </w:tabs>
-        <w:ind w:left="540" w:hanging="270"/>
-      </w:pPr>
-    </w:lvl>
-  </w:abstractNum>
-  <w:num w:numId="11">
-    <w:abstractNumId w:val="10"/>
-  </w:num>
-  <w:abstractNum w:abstractNumId="11">
-    <w:multiLevelType w:val="singleLevel"/>
-    <w:lvl w:ilvl="0">
-      <w:start w:val="1"/>
-      <w:numFmt w:val="decimal"/>
-      <w:lvlText w:val="%1."/>
-      <w:lvlJc w:val="left"/>
-      <w:pPr>
-        <w:tabs>
-          <w:tab w:val="num" w:pos="540"/>
-        </w:tabs>
-        <w:ind w:left="540" w:hanging="270"/>
-      </w:pPr>
-    </w:lvl>
-  </w:abstractNum>
-  <w:num w:numId="12">
-    <w:abstractNumId w:val="11"/>
-  </w:num>
-  <w:abstractNum w:abstractNumId="12">
-    <w:multiLevelType w:val="singleLevel"/>
-    <w:lvl w:ilvl="0">
-      <w:start w:val="1"/>
-      <w:numFmt w:val="decimal"/>
-      <w:lvlText w:val="%1."/>
-      <w:lvlJc w:val="left"/>
-      <w:pPr>
-        <w:tabs>
-          <w:tab w:val="num" w:pos="540"/>
-        </w:tabs>
-        <w:ind w:left="540" w:hanging="270"/>
-      </w:pPr>
-    </w:lvl>
-  </w:abstractNum>
-  <w:num w:numId="13">
-    <w:abstractNumId w:val="12"/>
-  </w:num>
-  <w:abstractNum w:abstractNumId="13">
-    <w:multiLevelType w:val="singleLevel"/>
-    <w:lvl w:ilvl="0">
-      <w:start w:val="1"/>
-      <w:numFmt w:val="decimal"/>
-      <w:lvlText w:val="%1."/>
-      <w:lvlJc w:val="left"/>
-      <w:pPr>
-        <w:tabs>
-          <w:tab w:val="num" w:pos="540"/>
-        </w:tabs>
-        <w:ind w:left="540" w:hanging="270"/>
-      </w:pPr>
-    </w:lvl>
-  </w:abstractNum>
-  <w:num w:numId="14">
-    <w:abstractNumId w:val="13"/>
-  </w:num>
 </w:numbering>
 </file>
 
@@ -799,7 +594,7 @@
   <w:docDefaults>
     <w:rPrDefault>
       <w:rPr>
-        <w:rFonts w:asciiTheme="minorHAnsi" w:eastAsiaTheme="minorEastAsia" w:hAnsiTheme="minorHAnsi" w:cstheme="minorBidi"/>
+        <w:rFonts/>
         <w:sz w:val="22"/>
         <w:szCs w:val="22"/>
         <w:lang w:val="en-US" w:eastAsia="en-US" w:bidi="ar-SA"/>
@@ -955,12 +750,13 @@
     <w:qFormat/>
     <w:rsid w:val="00FC693F"/>
     <w:pPr>
-      <w:widowControl/>
-      <w:spacing w:before="0" w:after="120" w:line="300" w:lineRule="auto"/>
+      <w:spacing w:after="120" w:line="259" w:lineRule="auto"/>
     </w:pPr>
     <w:rPr>
-      <w:rFonts w:ascii="Calibri" w:hAnsi="Calibri" w:cs="Calibri"/>
-      <w:sz w:val="22"/>
+      <w:rFonts w:ascii="Times New Roman" w:hAnsi="Times New Roman"/>
+      <w:color w:val="000000"/>
+      <w:sz w:val="24"/>
+      <w:lang w:val="ru-RU"/>
     </w:rPr>
   </w:style>
   <w:style w:type="paragraph" w:styleId="Header">
@@ -1018,16 +814,17 @@
     <w:pPr>
       <w:keepNext/>
       <w:keepLines/>
-      <w:spacing w:before="360" w:after="200"/>
+      <w:spacing w:before="480" w:after="120" w:line="259" w:lineRule="auto"/>
       <w:outlineLvl w:val="0"/>
     </w:pPr>
     <w:rPr>
-      <w:rFonts w:asciiTheme="majorHAnsi" w:eastAsiaTheme="majorEastAsia" w:hAnsiTheme="majorHAnsi" w:cstheme="majorBidi" w:ascii="Calibri" w:hAnsi="Calibri" w:cs="Calibri"/>
+      <w:rFonts w:ascii="Times New Roman" w:hAnsi="Times New Roman"/>
       <w:b/>
       <w:bCs/>
-      <w:color w:val="2E74B5"/>
-      <w:sz w:val="32"/>
+      <w:color w:val="000000"/>
+      <w:sz w:val="26"/>
       <w:szCs w:val="28"/>
+      <w:lang w:val="ru-RU"/>
     </w:rPr>
   </w:style>
   <w:style w:type="paragraph" w:styleId="Heading2">
@@ -1042,16 +839,17 @@
     <w:pPr>
       <w:keepNext/>
       <w:keepLines/>
-      <w:spacing w:before="280" w:after="140"/>
+      <w:spacing w:before="200" w:after="120" w:line="259" w:lineRule="auto"/>
       <w:outlineLvl w:val="1"/>
     </w:pPr>
     <w:rPr>
-      <w:rFonts w:asciiTheme="majorHAnsi" w:eastAsiaTheme="majorEastAsia" w:hAnsiTheme="majorHAnsi" w:cstheme="majorBidi" w:ascii="Calibri" w:hAnsi="Calibri" w:cs="Calibri"/>
+      <w:rFonts w:ascii="Times New Roman" w:hAnsi="Times New Roman"/>
       <w:b/>
       <w:bCs/>
-      <w:color w:val="2E74B5"/>
+      <w:color w:val="000000"/>
       <w:sz w:val="26"/>
       <w:szCs w:val="26"/>
+      <w:lang w:val="ru-RU"/>
     </w:rPr>
   </w:style>
   <w:style w:type="paragraph" w:styleId="Heading3">
@@ -1066,15 +864,14 @@
     <w:pPr>
       <w:keepNext/>
       <w:keepLines/>
-      <w:spacing w:before="200" w:after="100"/>
+      <w:spacing w:before="200" w:after="0"/>
       <w:outlineLvl w:val="2"/>
     </w:pPr>
     <w:rPr>
-      <w:rFonts w:asciiTheme="majorHAnsi" w:eastAsiaTheme="majorEastAsia" w:hAnsiTheme="majorHAnsi" w:cstheme="majorBidi" w:ascii="Calibri" w:hAnsi="Calibri" w:cs="Calibri"/>
+      <w:rFonts/>
       <w:b/>
       <w:bCs/>
-      <w:color w:val="1F4D78"/>
-      <w:sz w:val="24"/>
+      <w:color w:val="4F81BD" w:themeColor="accent1"/>
     </w:rPr>
   </w:style>
   <w:style w:type="paragraph" w:styleId="Heading4">
@@ -1094,7 +891,7 @@
       <w:outlineLvl w:val="3"/>
     </w:pPr>
     <w:rPr>
-      <w:rFonts w:asciiTheme="majorHAnsi" w:eastAsiaTheme="majorEastAsia" w:hAnsiTheme="majorHAnsi" w:cstheme="majorBidi"/>
+      <w:rFonts/>
       <w:b/>
       <w:bCs/>
       <w:i/>
@@ -1119,7 +916,7 @@
       <w:outlineLvl w:val="4"/>
     </w:pPr>
     <w:rPr>
-      <w:rFonts w:asciiTheme="majorHAnsi" w:eastAsiaTheme="majorEastAsia" w:hAnsiTheme="majorHAnsi" w:cstheme="majorBidi"/>
+      <w:rFonts/>
       <w:color w:val="243F60" w:themeColor="accent1" w:themeShade="7F"/>
     </w:rPr>
   </w:style>
@@ -1140,7 +937,7 @@
       <w:outlineLvl w:val="5"/>
     </w:pPr>
     <w:rPr>
-      <w:rFonts w:asciiTheme="majorHAnsi" w:eastAsiaTheme="majorEastAsia" w:hAnsiTheme="majorHAnsi" w:cstheme="majorBidi"/>
+      <w:rFonts/>
       <w:i/>
       <w:iCs/>
       <w:color w:val="243F60" w:themeColor="accent1" w:themeShade="7F"/>
@@ -1163,7 +960,7 @@
       <w:outlineLvl w:val="6"/>
     </w:pPr>
     <w:rPr>
-      <w:rFonts w:asciiTheme="majorHAnsi" w:eastAsiaTheme="majorEastAsia" w:hAnsiTheme="majorHAnsi" w:cstheme="majorBidi"/>
+      <w:rFonts/>
       <w:i/>
       <w:iCs/>
       <w:color w:val="404040" w:themeColor="text1" w:themeTint="BF"/>
@@ -1186,7 +983,7 @@
       <w:outlineLvl w:val="7"/>
     </w:pPr>
     <w:rPr>
-      <w:rFonts w:asciiTheme="majorHAnsi" w:eastAsiaTheme="majorEastAsia" w:hAnsiTheme="majorHAnsi" w:cstheme="majorBidi"/>
+      <w:rFonts/>
       <w:color w:val="4F81BD" w:themeColor="accent1"/>
       <w:sz w:val="20"/>
       <w:szCs w:val="20"/>
@@ -1209,7 +1006,7 @@
       <w:outlineLvl w:val="8"/>
     </w:pPr>
     <w:rPr>
-      <w:rFonts w:asciiTheme="majorHAnsi" w:eastAsiaTheme="majorEastAsia" w:hAnsiTheme="majorHAnsi" w:cstheme="majorBidi"/>
+      <w:rFonts/>
       <w:i/>
       <w:iCs/>
       <w:color w:val="404040" w:themeColor="text1" w:themeTint="BF"/>
@@ -1260,7 +1057,7 @@
     <w:uiPriority w:val="9"/>
     <w:rsid w:val="00FC693F"/>
     <w:rPr>
-      <w:rFonts w:asciiTheme="majorHAnsi" w:eastAsiaTheme="majorEastAsia" w:hAnsiTheme="majorHAnsi" w:cstheme="majorBidi"/>
+      <w:rFonts/>
       <w:b/>
       <w:bCs/>
       <w:color w:val="365F91" w:themeColor="accent1" w:themeShade="BF"/>
@@ -1275,7 +1072,7 @@
     <w:uiPriority w:val="9"/>
     <w:rsid w:val="00FC693F"/>
     <w:rPr>
-      <w:rFonts w:asciiTheme="majorHAnsi" w:eastAsiaTheme="majorEastAsia" w:hAnsiTheme="majorHAnsi" w:cstheme="majorBidi"/>
+      <w:rFonts/>
       <w:b/>
       <w:bCs/>
       <w:color w:val="4F81BD" w:themeColor="accent1"/>
@@ -1290,7 +1087,7 @@
     <w:uiPriority w:val="9"/>
     <w:rsid w:val="00FC693F"/>
     <w:rPr>
-      <w:rFonts w:asciiTheme="majorHAnsi" w:eastAsiaTheme="majorEastAsia" w:hAnsiTheme="majorHAnsi" w:cstheme="majorBidi"/>
+      <w:rFonts/>
       <w:b/>
       <w:bCs/>
       <w:color w:val="4F81BD" w:themeColor="accent1"/>
@@ -1305,19 +1102,17 @@
     <w:qFormat/>
     <w:rsid w:val="00FC693F"/>
     <w:pPr>
-      <w:pBdr>
-        <w:bottom w:val="single" w:sz="8" w:space="4" w:color="4F81BD" w:themeColor="accent1"/>
-      </w:pBdr>
-      <w:spacing w:after="300" w:line="240" w:lineRule="auto"/>
+      <w:spacing w:after="120" w:line="259" w:lineRule="auto"/>
       <w:contextualSpacing/>
     </w:pPr>
     <w:rPr>
-      <w:rFonts w:asciiTheme="majorHAnsi" w:eastAsiaTheme="majorEastAsia" w:hAnsiTheme="majorHAnsi" w:cstheme="majorBidi"/>
-      <w:color w:val="17365D" w:themeColor="text2" w:themeShade="BF"/>
+      <w:rFonts w:ascii="Times New Roman" w:hAnsi="Times New Roman"/>
+      <w:color w:val="000000"/>
       <w:spacing w:val="5"/>
       <w:kern w:val="28"/>
-      <w:sz w:val="52"/>
+      <w:sz w:val="40"/>
       <w:szCs w:val="52"/>
+      <w:lang w:val="ru-RU"/>
     </w:rPr>
   </w:style>
   <w:style w:type="character" w:customStyle="1" w:styleId="TitleChar">
@@ -1327,7 +1122,7 @@
     <w:uiPriority w:val="10"/>
     <w:rsid w:val="00FC693F"/>
     <w:rPr>
-      <w:rFonts w:asciiTheme="majorHAnsi" w:eastAsiaTheme="majorEastAsia" w:hAnsiTheme="majorHAnsi" w:cstheme="majorBidi"/>
+      <w:rFonts/>
       <w:color w:val="17365D" w:themeColor="text2" w:themeShade="BF"/>
       <w:spacing w:val="5"/>
       <w:kern w:val="28"/>
@@ -1349,7 +1144,7 @@
       </w:numPr>
     </w:pPr>
     <w:rPr>
-      <w:rFonts w:asciiTheme="majorHAnsi" w:eastAsiaTheme="majorEastAsia" w:hAnsiTheme="majorHAnsi" w:cstheme="majorBidi"/>
+      <w:rFonts/>
       <w:i/>
       <w:iCs/>
       <w:color w:val="4F81BD" w:themeColor="accent1"/>
@@ -1365,7 +1160,7 @@
     <w:uiPriority w:val="11"/>
     <w:rsid w:val="00FC693F"/>
     <w:rPr>
-      <w:rFonts w:asciiTheme="majorHAnsi" w:eastAsiaTheme="majorEastAsia" w:hAnsiTheme="majorHAnsi" w:cstheme="majorBidi"/>
+      <w:rFonts/>
       <w:i/>
       <w:iCs/>
       <w:color w:val="4F81BD" w:themeColor="accent1"/>
@@ -1490,8 +1285,15 @@
       <w:numPr>
         <w:numId w:val="1"/>
       </w:numPr>
+      <w:spacing w:after="120" w:line="259" w:lineRule="auto"/>
       <w:contextualSpacing/>
     </w:pPr>
+    <w:rPr>
+      <w:rFonts w:ascii="Times New Roman" w:hAnsi="Times New Roman"/>
+      <w:color w:val="000000"/>
+      <w:sz w:val="24"/>
+      <w:lang w:val="ru-RU"/>
+    </w:rPr>
   </w:style>
   <w:style w:type="paragraph" w:styleId="ListBullet2">
     <w:name w:val="List Bullet 2"/>
@@ -1663,7 +1465,7 @@
     <w:semiHidden/>
     <w:rsid w:val="00FC693F"/>
     <w:rPr>
-      <w:rFonts w:asciiTheme="majorHAnsi" w:eastAsiaTheme="majorEastAsia" w:hAnsiTheme="majorHAnsi" w:cstheme="majorBidi"/>
+      <w:rFonts/>
       <w:b/>
       <w:bCs/>
       <w:i/>
@@ -1679,7 +1481,7 @@
     <w:semiHidden/>
     <w:rsid w:val="00FC693F"/>
     <w:rPr>
-      <w:rFonts w:asciiTheme="majorHAnsi" w:eastAsiaTheme="majorEastAsia" w:hAnsiTheme="majorHAnsi" w:cstheme="majorBidi"/>
+      <w:rFonts/>
       <w:color w:val="243F60" w:themeColor="accent1" w:themeShade="7F"/>
     </w:rPr>
   </w:style>
@@ -1691,7 +1493,7 @@
     <w:semiHidden/>
     <w:rsid w:val="00FC693F"/>
     <w:rPr>
-      <w:rFonts w:asciiTheme="majorHAnsi" w:eastAsiaTheme="majorEastAsia" w:hAnsiTheme="majorHAnsi" w:cstheme="majorBidi"/>
+      <w:rFonts/>
       <w:i/>
       <w:iCs/>
       <w:color w:val="243F60" w:themeColor="accent1" w:themeShade="7F"/>
@@ -1705,7 +1507,7 @@
     <w:semiHidden/>
     <w:rsid w:val="00FC693F"/>
     <w:rPr>
-      <w:rFonts w:asciiTheme="majorHAnsi" w:eastAsiaTheme="majorEastAsia" w:hAnsiTheme="majorHAnsi" w:cstheme="majorBidi"/>
+      <w:rFonts/>
       <w:i/>
       <w:iCs/>
       <w:color w:val="404040" w:themeColor="text1" w:themeTint="BF"/>
@@ -1719,7 +1521,7 @@
     <w:semiHidden/>
     <w:rsid w:val="00FC693F"/>
     <w:rPr>
-      <w:rFonts w:asciiTheme="majorHAnsi" w:eastAsiaTheme="majorEastAsia" w:hAnsiTheme="majorHAnsi" w:cstheme="majorBidi"/>
+      <w:rFonts/>
       <w:color w:val="4F81BD" w:themeColor="accent1"/>
       <w:sz w:val="20"/>
       <w:szCs w:val="20"/>
@@ -1733,7 +1535,7 @@
     <w:semiHidden/>
     <w:rsid w:val="00FC693F"/>
     <w:rPr>
-      <w:rFonts w:asciiTheme="majorHAnsi" w:eastAsiaTheme="majorEastAsia" w:hAnsiTheme="majorHAnsi" w:cstheme="majorBidi"/>
+      <w:rFonts/>
       <w:i/>
       <w:iCs/>
       <w:color w:val="404040" w:themeColor="text1" w:themeTint="BF"/>
@@ -1792,9 +1594,6 @@
     <w:qFormat/>
     <w:rsid w:val="00FC693F"/>
     <w:pPr>
-      <w:pBdr>
-        <w:bottom w:val="single" w:sz="4" w:space="4" w:color="4F81BD" w:themeColor="accent1"/>
-      </w:pBdr>
       <w:spacing w:before="200" w:after="280"/>
       <w:ind w:left="936" w:right="936"/>
     </w:pPr>
@@ -3322,7 +3121,7 @@
         <w:spacing w:before="0" w:after="0" w:line="240" w:lineRule="auto"/>
       </w:pPr>
       <w:rPr>
-        <w:rFonts w:asciiTheme="majorHAnsi" w:eastAsiaTheme="majorEastAsia" w:hAnsiTheme="majorHAnsi" w:cstheme="majorBidi"/>
+        <w:rFonts/>
         <w:b/>
         <w:bCs/>
       </w:rPr>
@@ -3343,7 +3142,7 @@
         <w:spacing w:before="0" w:after="0" w:line="240" w:lineRule="auto"/>
       </w:pPr>
       <w:rPr>
-        <w:rFonts w:asciiTheme="majorHAnsi" w:eastAsiaTheme="majorEastAsia" w:hAnsiTheme="majorHAnsi" w:cstheme="majorBidi"/>
+        <w:rFonts/>
         <w:b/>
         <w:bCs/>
       </w:rPr>
@@ -3361,14 +3160,14 @@
     </w:tblStylePr>
     <w:tblStylePr w:type="firstCol">
       <w:rPr>
-        <w:rFonts w:asciiTheme="majorHAnsi" w:eastAsiaTheme="majorEastAsia" w:hAnsiTheme="majorHAnsi" w:cstheme="majorBidi"/>
+        <w:rFonts/>
         <w:b/>
         <w:bCs/>
       </w:rPr>
     </w:tblStylePr>
     <w:tblStylePr w:type="lastCol">
       <w:rPr>
-        <w:rFonts w:asciiTheme="majorHAnsi" w:eastAsiaTheme="majorEastAsia" w:hAnsiTheme="majorHAnsi" w:cstheme="majorBidi"/>
+        <w:rFonts/>
         <w:b/>
         <w:bCs/>
       </w:rPr>
@@ -3452,7 +3251,7 @@
         <w:spacing w:before="0" w:after="0" w:line="240" w:lineRule="auto"/>
       </w:pPr>
       <w:rPr>
-        <w:rFonts w:asciiTheme="majorHAnsi" w:eastAsiaTheme="majorEastAsia" w:hAnsiTheme="majorHAnsi" w:cstheme="majorBidi"/>
+        <w:rFonts/>
         <w:b/>
         <w:bCs/>
       </w:rPr>
@@ -3473,7 +3272,7 @@
         <w:spacing w:before="0" w:after="0" w:line="240" w:lineRule="auto"/>
       </w:pPr>
       <w:rPr>
-        <w:rFonts w:asciiTheme="majorHAnsi" w:eastAsiaTheme="majorEastAsia" w:hAnsiTheme="majorHAnsi" w:cstheme="majorBidi"/>
+        <w:rFonts/>
         <w:b/>
         <w:bCs/>
       </w:rPr>
@@ -3491,14 +3290,14 @@
     </w:tblStylePr>
     <w:tblStylePr w:type="firstCol">
       <w:rPr>
-        <w:rFonts w:asciiTheme="majorHAnsi" w:eastAsiaTheme="majorEastAsia" w:hAnsiTheme="majorHAnsi" w:cstheme="majorBidi"/>
+        <w:rFonts/>
         <w:b/>
         <w:bCs/>
       </w:rPr>
     </w:tblStylePr>
     <w:tblStylePr w:type="lastCol">
       <w:rPr>
-        <w:rFonts w:asciiTheme="majorHAnsi" w:eastAsiaTheme="majorEastAsia" w:hAnsiTheme="majorHAnsi" w:cstheme="majorBidi"/>
+        <w:rFonts/>
         <w:b/>
         <w:bCs/>
       </w:rPr>
@@ -3582,7 +3381,7 @@
         <w:spacing w:before="0" w:after="0" w:line="240" w:lineRule="auto"/>
       </w:pPr>
       <w:rPr>
-        <w:rFonts w:asciiTheme="majorHAnsi" w:eastAsiaTheme="majorEastAsia" w:hAnsiTheme="majorHAnsi" w:cstheme="majorBidi"/>
+        <w:rFonts/>
         <w:b/>
         <w:bCs/>
       </w:rPr>
@@ -3603,7 +3402,7 @@
         <w:spacing w:before="0" w:after="0" w:line="240" w:lineRule="auto"/>
       </w:pPr>
       <w:rPr>
-        <w:rFonts w:asciiTheme="majorHAnsi" w:eastAsiaTheme="majorEastAsia" w:hAnsiTheme="majorHAnsi" w:cstheme="majorBidi"/>
+        <w:rFonts/>
         <w:b/>
         <w:bCs/>
       </w:rPr>
@@ -3621,14 +3420,14 @@
     </w:tblStylePr>
     <w:tblStylePr w:type="firstCol">
       <w:rPr>
-        <w:rFonts w:asciiTheme="majorHAnsi" w:eastAsiaTheme="majorEastAsia" w:hAnsiTheme="majorHAnsi" w:cstheme="majorBidi"/>
+        <w:rFonts/>
         <w:b/>
         <w:bCs/>
       </w:rPr>
     </w:tblStylePr>
     <w:tblStylePr w:type="lastCol">
       <w:rPr>
-        <w:rFonts w:asciiTheme="majorHAnsi" w:eastAsiaTheme="majorEastAsia" w:hAnsiTheme="majorHAnsi" w:cstheme="majorBidi"/>
+        <w:rFonts/>
         <w:b/>
         <w:bCs/>
       </w:rPr>
@@ -3712,7 +3511,7 @@
         <w:spacing w:before="0" w:after="0" w:line="240" w:lineRule="auto"/>
       </w:pPr>
       <w:rPr>
-        <w:rFonts w:asciiTheme="majorHAnsi" w:eastAsiaTheme="majorEastAsia" w:hAnsiTheme="majorHAnsi" w:cstheme="majorBidi"/>
+        <w:rFonts/>
         <w:b/>
         <w:bCs/>
       </w:rPr>
@@ -3733,7 +3532,7 @@
         <w:spacing w:before="0" w:after="0" w:line="240" w:lineRule="auto"/>
       </w:pPr>
       <w:rPr>
-        <w:rFonts w:asciiTheme="majorHAnsi" w:eastAsiaTheme="majorEastAsia" w:hAnsiTheme="majorHAnsi" w:cstheme="majorBidi"/>
+        <w:rFonts/>
         <w:b/>
         <w:bCs/>
       </w:rPr>
@@ -3751,14 +3550,14 @@
     </w:tblStylePr>
     <w:tblStylePr w:type="firstCol">
       <w:rPr>
-        <w:rFonts w:asciiTheme="majorHAnsi" w:eastAsiaTheme="majorEastAsia" w:hAnsiTheme="majorHAnsi" w:cstheme="majorBidi"/>
+        <w:rFonts/>
         <w:b/>
         <w:bCs/>
       </w:rPr>
     </w:tblStylePr>
     <w:tblStylePr w:type="lastCol">
       <w:rPr>
-        <w:rFonts w:asciiTheme="majorHAnsi" w:eastAsiaTheme="majorEastAsia" w:hAnsiTheme="majorHAnsi" w:cstheme="majorBidi"/>
+        <w:rFonts/>
         <w:b/>
         <w:bCs/>
       </w:rPr>
@@ -3842,7 +3641,7 @@
         <w:spacing w:before="0" w:after="0" w:line="240" w:lineRule="auto"/>
       </w:pPr>
       <w:rPr>
-        <w:rFonts w:asciiTheme="majorHAnsi" w:eastAsiaTheme="majorEastAsia" w:hAnsiTheme="majorHAnsi" w:cstheme="majorBidi"/>
+        <w:rFonts/>
         <w:b/>
         <w:bCs/>
       </w:rPr>
@@ -3863,7 +3662,7 @@
         <w:spacing w:before="0" w:after="0" w:line="240" w:lineRule="auto"/>
       </w:pPr>
       <w:rPr>
-        <w:rFonts w:asciiTheme="majorHAnsi" w:eastAsiaTheme="majorEastAsia" w:hAnsiTheme="majorHAnsi" w:cstheme="majorBidi"/>
+        <w:rFonts/>
         <w:b/>
         <w:bCs/>
       </w:rPr>
@@ -3881,14 +3680,14 @@
     </w:tblStylePr>
     <w:tblStylePr w:type="firstCol">
       <w:rPr>
-        <w:rFonts w:asciiTheme="majorHAnsi" w:eastAsiaTheme="majorEastAsia" w:hAnsiTheme="majorHAnsi" w:cstheme="majorBidi"/>
+        <w:rFonts/>
         <w:b/>
         <w:bCs/>
       </w:rPr>
     </w:tblStylePr>
     <w:tblStylePr w:type="lastCol">
       <w:rPr>
-        <w:rFonts w:asciiTheme="majorHAnsi" w:eastAsiaTheme="majorEastAsia" w:hAnsiTheme="majorHAnsi" w:cstheme="majorBidi"/>
+        <w:rFonts/>
         <w:b/>
         <w:bCs/>
       </w:rPr>
@@ -3972,7 +3771,7 @@
         <w:spacing w:before="0" w:after="0" w:line="240" w:lineRule="auto"/>
       </w:pPr>
       <w:rPr>
-        <w:rFonts w:asciiTheme="majorHAnsi" w:eastAsiaTheme="majorEastAsia" w:hAnsiTheme="majorHAnsi" w:cstheme="majorBidi"/>
+        <w:rFonts/>
         <w:b/>
         <w:bCs/>
       </w:rPr>
@@ -3993,7 +3792,7 @@
         <w:spacing w:before="0" w:after="0" w:line="240" w:lineRule="auto"/>
       </w:pPr>
       <w:rPr>
-        <w:rFonts w:asciiTheme="majorHAnsi" w:eastAsiaTheme="majorEastAsia" w:hAnsiTheme="majorHAnsi" w:cstheme="majorBidi"/>
+        <w:rFonts/>
         <w:b/>
         <w:bCs/>
       </w:rPr>
@@ -4011,14 +3810,14 @@
     </w:tblStylePr>
     <w:tblStylePr w:type="firstCol">
       <w:rPr>
-        <w:rFonts w:asciiTheme="majorHAnsi" w:eastAsiaTheme="majorEastAsia" w:hAnsiTheme="majorHAnsi" w:cstheme="majorBidi"/>
+        <w:rFonts/>
         <w:b/>
         <w:bCs/>
       </w:rPr>
     </w:tblStylePr>
     <w:tblStylePr w:type="lastCol">
       <w:rPr>
-        <w:rFonts w:asciiTheme="majorHAnsi" w:eastAsiaTheme="majorEastAsia" w:hAnsiTheme="majorHAnsi" w:cstheme="majorBidi"/>
+        <w:rFonts/>
         <w:b/>
         <w:bCs/>
       </w:rPr>
@@ -4102,7 +3901,7 @@
         <w:spacing w:before="0" w:after="0" w:line="240" w:lineRule="auto"/>
       </w:pPr>
       <w:rPr>
-        <w:rFonts w:asciiTheme="majorHAnsi" w:eastAsiaTheme="majorEastAsia" w:hAnsiTheme="majorHAnsi" w:cstheme="majorBidi"/>
+        <w:rFonts/>
         <w:b/>
         <w:bCs/>
       </w:rPr>
@@ -4123,7 +3922,7 @@
         <w:spacing w:before="0" w:after="0" w:line="240" w:lineRule="auto"/>
       </w:pPr>
       <w:rPr>
-        <w:rFonts w:asciiTheme="majorHAnsi" w:eastAsiaTheme="majorEastAsia" w:hAnsiTheme="majorHAnsi" w:cstheme="majorBidi"/>
+        <w:rFonts/>
         <w:b/>
         <w:bCs/>
       </w:rPr>
@@ -4141,14 +3940,14 @@
     </w:tblStylePr>
     <w:tblStylePr w:type="firstCol">
       <w:rPr>
-        <w:rFonts w:asciiTheme="majorHAnsi" w:eastAsiaTheme="majorEastAsia" w:hAnsiTheme="majorHAnsi" w:cstheme="majorBidi"/>
+        <w:rFonts/>
         <w:b/>
         <w:bCs/>
       </w:rPr>
     </w:tblStylePr>
     <w:tblStylePr w:type="lastCol">
       <w:rPr>
-        <w:rFonts w:asciiTheme="majorHAnsi" w:eastAsiaTheme="majorEastAsia" w:hAnsiTheme="majorHAnsi" w:cstheme="majorBidi"/>
+        <w:rFonts/>
         <w:b/>
         <w:bCs/>
       </w:rPr>
@@ -6013,7 +5812,7 @@
     </w:tblPr>
     <w:tblStylePr w:type="firstRow">
       <w:rPr>
-        <w:rFonts w:asciiTheme="majorHAnsi" w:eastAsiaTheme="majorEastAsia" w:hAnsiTheme="majorHAnsi" w:cstheme="majorBidi"/>
+        <w:rFonts/>
       </w:rPr>
       <w:tblPr/>
       <w:tcPr>
@@ -6097,7 +5896,7 @@
     </w:tblPr>
     <w:tblStylePr w:type="firstRow">
       <w:rPr>
-        <w:rFonts w:asciiTheme="majorHAnsi" w:eastAsiaTheme="majorEastAsia" w:hAnsiTheme="majorHAnsi" w:cstheme="majorBidi"/>
+        <w:rFonts/>
       </w:rPr>
       <w:tblPr/>
       <w:tcPr>
@@ -6181,7 +5980,7 @@
     </w:tblPr>
     <w:tblStylePr w:type="firstRow">
       <w:rPr>
-        <w:rFonts w:asciiTheme="majorHAnsi" w:eastAsiaTheme="majorEastAsia" w:hAnsiTheme="majorHAnsi" w:cstheme="majorBidi"/>
+        <w:rFonts/>
       </w:rPr>
       <w:tblPr/>
       <w:tcPr>
@@ -6265,7 +6064,7 @@
     </w:tblPr>
     <w:tblStylePr w:type="firstRow">
       <w:rPr>
-        <w:rFonts w:asciiTheme="majorHAnsi" w:eastAsiaTheme="majorEastAsia" w:hAnsiTheme="majorHAnsi" w:cstheme="majorBidi"/>
+        <w:rFonts/>
       </w:rPr>
       <w:tblPr/>
       <w:tcPr>
@@ -6349,7 +6148,7 @@
     </w:tblPr>
     <w:tblStylePr w:type="firstRow">
       <w:rPr>
-        <w:rFonts w:asciiTheme="majorHAnsi" w:eastAsiaTheme="majorEastAsia" w:hAnsiTheme="majorHAnsi" w:cstheme="majorBidi"/>
+        <w:rFonts/>
       </w:rPr>
       <w:tblPr/>
       <w:tcPr>
@@ -6433,7 +6232,7 @@
     </w:tblPr>
     <w:tblStylePr w:type="firstRow">
       <w:rPr>
-        <w:rFonts w:asciiTheme="majorHAnsi" w:eastAsiaTheme="majorEastAsia" w:hAnsiTheme="majorHAnsi" w:cstheme="majorBidi"/>
+        <w:rFonts/>
       </w:rPr>
       <w:tblPr/>
       <w:tcPr>
@@ -6517,7 +6316,7 @@
     </w:tblPr>
     <w:tblStylePr w:type="firstRow">
       <w:rPr>
-        <w:rFonts w:asciiTheme="majorHAnsi" w:eastAsiaTheme="majorEastAsia" w:hAnsiTheme="majorHAnsi" w:cstheme="majorBidi"/>
+        <w:rFonts/>
       </w:rPr>
       <w:tblPr/>
       <w:tcPr>
@@ -6582,7 +6381,7 @@
       <w:spacing w:after="0" w:line="240" w:lineRule="auto"/>
     </w:pPr>
     <w:rPr>
-      <w:rFonts w:asciiTheme="majorHAnsi" w:eastAsiaTheme="majorEastAsia" w:hAnsiTheme="majorHAnsi" w:cstheme="majorBidi"/>
+      <w:rFonts/>
       <w:color w:val="000000" w:themeColor="text1"/>
     </w:rPr>
     <w:tblPr>
@@ -6710,7 +6509,7 @@
       <w:spacing w:after="0" w:line="240" w:lineRule="auto"/>
     </w:pPr>
     <w:rPr>
-      <w:rFonts w:asciiTheme="majorHAnsi" w:eastAsiaTheme="majorEastAsia" w:hAnsiTheme="majorHAnsi" w:cstheme="majorBidi"/>
+      <w:rFonts/>
       <w:color w:val="000000" w:themeColor="text1"/>
     </w:rPr>
     <w:tblPr>
@@ -6838,7 +6637,7 @@
       <w:spacing w:after="0" w:line="240" w:lineRule="auto"/>
     </w:pPr>
     <w:rPr>
-      <w:rFonts w:asciiTheme="majorHAnsi" w:eastAsiaTheme="majorEastAsia" w:hAnsiTheme="majorHAnsi" w:cstheme="majorBidi"/>
+      <w:rFonts/>
       <w:color w:val="000000" w:themeColor="text1"/>
     </w:rPr>
     <w:tblPr>
@@ -6966,7 +6765,7 @@
       <w:spacing w:after="0" w:line="240" w:lineRule="auto"/>
     </w:pPr>
     <w:rPr>
-      <w:rFonts w:asciiTheme="majorHAnsi" w:eastAsiaTheme="majorEastAsia" w:hAnsiTheme="majorHAnsi" w:cstheme="majorBidi"/>
+      <w:rFonts/>
       <w:color w:val="000000" w:themeColor="text1"/>
     </w:rPr>
     <w:tblPr>
@@ -7094,7 +6893,7 @@
       <w:spacing w:after="0" w:line="240" w:lineRule="auto"/>
     </w:pPr>
     <w:rPr>
-      <w:rFonts w:asciiTheme="majorHAnsi" w:eastAsiaTheme="majorEastAsia" w:hAnsiTheme="majorHAnsi" w:cstheme="majorBidi"/>
+      <w:rFonts/>
       <w:color w:val="000000" w:themeColor="text1"/>
     </w:rPr>
     <w:tblPr>
@@ -7222,7 +7021,7 @@
       <w:spacing w:after="0" w:line="240" w:lineRule="auto"/>
     </w:pPr>
     <w:rPr>
-      <w:rFonts w:asciiTheme="majorHAnsi" w:eastAsiaTheme="majorEastAsia" w:hAnsiTheme="majorHAnsi" w:cstheme="majorBidi"/>
+      <w:rFonts/>
       <w:color w:val="000000" w:themeColor="text1"/>
     </w:rPr>
     <w:tblPr>
@@ -7350,7 +7149,7 @@
       <w:spacing w:after="0" w:line="240" w:lineRule="auto"/>
     </w:pPr>
     <w:rPr>
-      <w:rFonts w:asciiTheme="majorHAnsi" w:eastAsiaTheme="majorEastAsia" w:hAnsiTheme="majorHAnsi" w:cstheme="majorBidi"/>
+      <w:rFonts/>
       <w:color w:val="000000" w:themeColor="text1"/>
     </w:rPr>
     <w:tblPr>
@@ -7989,7 +7788,7 @@
       <w:spacing w:after="0" w:line="240" w:lineRule="auto"/>
     </w:pPr>
     <w:rPr>
-      <w:rFonts w:asciiTheme="majorHAnsi" w:eastAsiaTheme="majorEastAsia" w:hAnsiTheme="majorHAnsi" w:cstheme="majorBidi"/>
+      <w:rFonts/>
       <w:color w:val="000000" w:themeColor="text1"/>
     </w:rPr>
     <w:tblPr>
@@ -8114,7 +7913,7 @@
       <w:spacing w:after="0" w:line="240" w:lineRule="auto"/>
     </w:pPr>
     <w:rPr>
-      <w:rFonts w:asciiTheme="majorHAnsi" w:eastAsiaTheme="majorEastAsia" w:hAnsiTheme="majorHAnsi" w:cstheme="majorBidi"/>
+      <w:rFonts/>
       <w:color w:val="000000" w:themeColor="text1"/>
     </w:rPr>
     <w:tblPr>
@@ -8239,7 +8038,7 @@
       <w:spacing w:after="0" w:line="240" w:lineRule="auto"/>
     </w:pPr>
     <w:rPr>
-      <w:rFonts w:asciiTheme="majorHAnsi" w:eastAsiaTheme="majorEastAsia" w:hAnsiTheme="majorHAnsi" w:cstheme="majorBidi"/>
+      <w:rFonts/>
       <w:color w:val="000000" w:themeColor="text1"/>
     </w:rPr>
     <w:tblPr>
@@ -8364,7 +8163,7 @@
       <w:spacing w:after="0" w:line="240" w:lineRule="auto"/>
     </w:pPr>
     <w:rPr>
-      <w:rFonts w:asciiTheme="majorHAnsi" w:eastAsiaTheme="majorEastAsia" w:hAnsiTheme="majorHAnsi" w:cstheme="majorBidi"/>
+      <w:rFonts/>
       <w:color w:val="000000" w:themeColor="text1"/>
     </w:rPr>
     <w:tblPr>
@@ -8489,7 +8288,7 @@
       <w:spacing w:after="0" w:line="240" w:lineRule="auto"/>
     </w:pPr>
     <w:rPr>
-      <w:rFonts w:asciiTheme="majorHAnsi" w:eastAsiaTheme="majorEastAsia" w:hAnsiTheme="majorHAnsi" w:cstheme="majorBidi"/>
+      <w:rFonts/>
       <w:color w:val="000000" w:themeColor="text1"/>
     </w:rPr>
     <w:tblPr>
@@ -8614,7 +8413,7 @@
       <w:spacing w:after="0" w:line="240" w:lineRule="auto"/>
     </w:pPr>
     <w:rPr>
-      <w:rFonts w:asciiTheme="majorHAnsi" w:eastAsiaTheme="majorEastAsia" w:hAnsiTheme="majorHAnsi" w:cstheme="majorBidi"/>
+      <w:rFonts/>
       <w:color w:val="000000" w:themeColor="text1"/>
     </w:rPr>
     <w:tblPr>
@@ -8739,7 +8538,7 @@
       <w:spacing w:after="0" w:line="240" w:lineRule="auto"/>
     </w:pPr>
     <w:rPr>
-      <w:rFonts w:asciiTheme="majorHAnsi" w:eastAsiaTheme="majorEastAsia" w:hAnsiTheme="majorHAnsi" w:cstheme="majorBidi"/>
+      <w:rFonts/>
       <w:color w:val="000000" w:themeColor="text1"/>
     </w:rPr>
     <w:tblPr>
